--- a/evrak/olcme/urun-dosyasi-takip.docx
+++ b/evrak/olcme/urun-dosyasi-takip.docx
@@ -250,19 +250,6 @@
     </w:tbl>
     <w:p>
       <w:pPr>
-        <w:spacing w:after="40"/>
-        <w:jc w:val="left"/>
-      </w:pPr>
-      <w:r>
-        <w:rPr>
-          <w:b w:val="0"/>
-          <w:sz w:val="18"/>
-        </w:rPr>
-        <w:t>Sınıf listesi: {OGRENCILER}</w:t>
-      </w:r>
-    </w:p>
-    <w:p>
-      <w:pPr>
         <w:spacing w:after="80"/>
         <w:jc w:val="left"/>
       </w:pPr>
@@ -402,6 +389,7 @@
               <w:rPr>
                 <w:sz w:val="20"/>
               </w:rPr>
+              <w:t>{OGRENCI1}</w:t>
             </w:r>
           </w:p>
         </w:tc>
@@ -469,6 +457,7 @@
               <w:rPr>
                 <w:sz w:val="20"/>
               </w:rPr>
+              <w:t>{OGRENCI2}</w:t>
             </w:r>
           </w:p>
         </w:tc>
@@ -536,6 +525,7 @@
               <w:rPr>
                 <w:sz w:val="20"/>
               </w:rPr>
+              <w:t>{OGRENCI3}</w:t>
             </w:r>
           </w:p>
         </w:tc>
@@ -603,6 +593,7 @@
               <w:rPr>
                 <w:sz w:val="20"/>
               </w:rPr>
+              <w:t>{OGRENCI4}</w:t>
             </w:r>
           </w:p>
         </w:tc>
@@ -670,6 +661,7 @@
               <w:rPr>
                 <w:sz w:val="20"/>
               </w:rPr>
+              <w:t>{OGRENCI5}</w:t>
             </w:r>
           </w:p>
         </w:tc>
@@ -737,6 +729,7 @@
               <w:rPr>
                 <w:sz w:val="20"/>
               </w:rPr>
+              <w:t>{OGRENCI6}</w:t>
             </w:r>
           </w:p>
         </w:tc>
@@ -804,6 +797,7 @@
               <w:rPr>
                 <w:sz w:val="20"/>
               </w:rPr>
+              <w:t>{OGRENCI7}</w:t>
             </w:r>
           </w:p>
         </w:tc>
@@ -871,6 +865,7 @@
               <w:rPr>
                 <w:sz w:val="20"/>
               </w:rPr>
+              <w:t>{OGRENCI8}</w:t>
             </w:r>
           </w:p>
         </w:tc>
@@ -938,6 +933,7 @@
               <w:rPr>
                 <w:sz w:val="20"/>
               </w:rPr>
+              <w:t>{OGRENCI9}</w:t>
             </w:r>
           </w:p>
         </w:tc>
@@ -1005,6 +1001,7 @@
               <w:rPr>
                 <w:sz w:val="20"/>
               </w:rPr>
+              <w:t>{OGRENCI10}</w:t>
             </w:r>
           </w:p>
         </w:tc>
@@ -1072,6 +1069,7 @@
               <w:rPr>
                 <w:sz w:val="20"/>
               </w:rPr>
+              <w:t>{OGRENCI11}</w:t>
             </w:r>
           </w:p>
         </w:tc>
@@ -1139,6 +1137,7 @@
               <w:rPr>
                 <w:sz w:val="20"/>
               </w:rPr>
+              <w:t>{OGRENCI12}</w:t>
             </w:r>
           </w:p>
         </w:tc>
@@ -1206,6 +1205,7 @@
               <w:rPr>
                 <w:sz w:val="20"/>
               </w:rPr>
+              <w:t>{OGRENCI13}</w:t>
             </w:r>
           </w:p>
         </w:tc>
@@ -1273,6 +1273,7 @@
               <w:rPr>
                 <w:sz w:val="20"/>
               </w:rPr>
+              <w:t>{OGRENCI14}</w:t>
             </w:r>
           </w:p>
         </w:tc>
@@ -1340,6 +1341,687 @@
               <w:rPr>
                 <w:sz w:val="20"/>
               </w:rPr>
+              <w:t>{OGRENCI15}</w:t>
+            </w:r>
+          </w:p>
+        </w:tc>
+        <w:tc>
+          <w:tcPr>
+            <w:tcW w:type="dxa" w:w="2835"/>
+          </w:tcPr>
+          <w:p>
+            <w:r/>
+            <w:r>
+              <w:rPr>
+                <w:sz w:val="20"/>
+              </w:rPr>
+            </w:r>
+          </w:p>
+        </w:tc>
+        <w:tc>
+          <w:tcPr>
+            <w:tcW w:type="dxa" w:w="1701"/>
+          </w:tcPr>
+          <w:p>
+            <w:r/>
+            <w:r>
+              <w:rPr>
+                <w:sz w:val="20"/>
+              </w:rPr>
+            </w:r>
+          </w:p>
+        </w:tc>
+        <w:tc>
+          <w:tcPr>
+            <w:tcW w:type="dxa" w:w="1814"/>
+          </w:tcPr>
+          <w:p>
+            <w:r/>
+            <w:r>
+              <w:rPr>
+                <w:sz w:val="20"/>
+              </w:rPr>
+            </w:r>
+          </w:p>
+        </w:tc>
+        <w:tc>
+          <w:tcPr>
+            <w:tcW w:type="dxa" w:w="2948"/>
+          </w:tcPr>
+          <w:p>
+            <w:r/>
+            <w:r>
+              <w:rPr>
+                <w:sz w:val="20"/>
+              </w:rPr>
+            </w:r>
+          </w:p>
+        </w:tc>
+      </w:tr>
+      <w:tr>
+        <w:tc>
+          <w:tcPr>
+            <w:tcW w:type="dxa" w:w="2041"/>
+          </w:tcPr>
+          <w:p>
+            <w:r/>
+            <w:r>
+              <w:rPr>
+                <w:sz w:val="20"/>
+              </w:rPr>
+              <w:t>{OGRENCI16}</w:t>
+            </w:r>
+          </w:p>
+        </w:tc>
+        <w:tc>
+          <w:tcPr>
+            <w:tcW w:type="dxa" w:w="2835"/>
+          </w:tcPr>
+          <w:p>
+            <w:r/>
+            <w:r>
+              <w:rPr>
+                <w:sz w:val="20"/>
+              </w:rPr>
+            </w:r>
+          </w:p>
+        </w:tc>
+        <w:tc>
+          <w:tcPr>
+            <w:tcW w:type="dxa" w:w="1701"/>
+          </w:tcPr>
+          <w:p>
+            <w:r/>
+            <w:r>
+              <w:rPr>
+                <w:sz w:val="20"/>
+              </w:rPr>
+            </w:r>
+          </w:p>
+        </w:tc>
+        <w:tc>
+          <w:tcPr>
+            <w:tcW w:type="dxa" w:w="1814"/>
+          </w:tcPr>
+          <w:p>
+            <w:r/>
+            <w:r>
+              <w:rPr>
+                <w:sz w:val="20"/>
+              </w:rPr>
+            </w:r>
+          </w:p>
+        </w:tc>
+        <w:tc>
+          <w:tcPr>
+            <w:tcW w:type="dxa" w:w="2948"/>
+          </w:tcPr>
+          <w:p>
+            <w:r/>
+            <w:r>
+              <w:rPr>
+                <w:sz w:val="20"/>
+              </w:rPr>
+            </w:r>
+          </w:p>
+        </w:tc>
+      </w:tr>
+      <w:tr>
+        <w:tc>
+          <w:tcPr>
+            <w:tcW w:type="dxa" w:w="2041"/>
+          </w:tcPr>
+          <w:p>
+            <w:r/>
+            <w:r>
+              <w:rPr>
+                <w:sz w:val="20"/>
+              </w:rPr>
+              <w:t>{OGRENCI17}</w:t>
+            </w:r>
+          </w:p>
+        </w:tc>
+        <w:tc>
+          <w:tcPr>
+            <w:tcW w:type="dxa" w:w="2835"/>
+          </w:tcPr>
+          <w:p>
+            <w:r/>
+            <w:r>
+              <w:rPr>
+                <w:sz w:val="20"/>
+              </w:rPr>
+            </w:r>
+          </w:p>
+        </w:tc>
+        <w:tc>
+          <w:tcPr>
+            <w:tcW w:type="dxa" w:w="1701"/>
+          </w:tcPr>
+          <w:p>
+            <w:r/>
+            <w:r>
+              <w:rPr>
+                <w:sz w:val="20"/>
+              </w:rPr>
+            </w:r>
+          </w:p>
+        </w:tc>
+        <w:tc>
+          <w:tcPr>
+            <w:tcW w:type="dxa" w:w="1814"/>
+          </w:tcPr>
+          <w:p>
+            <w:r/>
+            <w:r>
+              <w:rPr>
+                <w:sz w:val="20"/>
+              </w:rPr>
+            </w:r>
+          </w:p>
+        </w:tc>
+        <w:tc>
+          <w:tcPr>
+            <w:tcW w:type="dxa" w:w="2948"/>
+          </w:tcPr>
+          <w:p>
+            <w:r/>
+            <w:r>
+              <w:rPr>
+                <w:sz w:val="20"/>
+              </w:rPr>
+            </w:r>
+          </w:p>
+        </w:tc>
+      </w:tr>
+      <w:tr>
+        <w:tc>
+          <w:tcPr>
+            <w:tcW w:type="dxa" w:w="2041"/>
+          </w:tcPr>
+          <w:p>
+            <w:r/>
+            <w:r>
+              <w:rPr>
+                <w:sz w:val="20"/>
+              </w:rPr>
+              <w:t>{OGRENCI18}</w:t>
+            </w:r>
+          </w:p>
+        </w:tc>
+        <w:tc>
+          <w:tcPr>
+            <w:tcW w:type="dxa" w:w="2835"/>
+          </w:tcPr>
+          <w:p>
+            <w:r/>
+            <w:r>
+              <w:rPr>
+                <w:sz w:val="20"/>
+              </w:rPr>
+            </w:r>
+          </w:p>
+        </w:tc>
+        <w:tc>
+          <w:tcPr>
+            <w:tcW w:type="dxa" w:w="1701"/>
+          </w:tcPr>
+          <w:p>
+            <w:r/>
+            <w:r>
+              <w:rPr>
+                <w:sz w:val="20"/>
+              </w:rPr>
+            </w:r>
+          </w:p>
+        </w:tc>
+        <w:tc>
+          <w:tcPr>
+            <w:tcW w:type="dxa" w:w="1814"/>
+          </w:tcPr>
+          <w:p>
+            <w:r/>
+            <w:r>
+              <w:rPr>
+                <w:sz w:val="20"/>
+              </w:rPr>
+            </w:r>
+          </w:p>
+        </w:tc>
+        <w:tc>
+          <w:tcPr>
+            <w:tcW w:type="dxa" w:w="2948"/>
+          </w:tcPr>
+          <w:p>
+            <w:r/>
+            <w:r>
+              <w:rPr>
+                <w:sz w:val="20"/>
+              </w:rPr>
+            </w:r>
+          </w:p>
+        </w:tc>
+      </w:tr>
+      <w:tr>
+        <w:tc>
+          <w:tcPr>
+            <w:tcW w:type="dxa" w:w="2041"/>
+          </w:tcPr>
+          <w:p>
+            <w:r/>
+            <w:r>
+              <w:rPr>
+                <w:sz w:val="20"/>
+              </w:rPr>
+              <w:t>{OGRENCI19}</w:t>
+            </w:r>
+          </w:p>
+        </w:tc>
+        <w:tc>
+          <w:tcPr>
+            <w:tcW w:type="dxa" w:w="2835"/>
+          </w:tcPr>
+          <w:p>
+            <w:r/>
+            <w:r>
+              <w:rPr>
+                <w:sz w:val="20"/>
+              </w:rPr>
+            </w:r>
+          </w:p>
+        </w:tc>
+        <w:tc>
+          <w:tcPr>
+            <w:tcW w:type="dxa" w:w="1701"/>
+          </w:tcPr>
+          <w:p>
+            <w:r/>
+            <w:r>
+              <w:rPr>
+                <w:sz w:val="20"/>
+              </w:rPr>
+            </w:r>
+          </w:p>
+        </w:tc>
+        <w:tc>
+          <w:tcPr>
+            <w:tcW w:type="dxa" w:w="1814"/>
+          </w:tcPr>
+          <w:p>
+            <w:r/>
+            <w:r>
+              <w:rPr>
+                <w:sz w:val="20"/>
+              </w:rPr>
+            </w:r>
+          </w:p>
+        </w:tc>
+        <w:tc>
+          <w:tcPr>
+            <w:tcW w:type="dxa" w:w="2948"/>
+          </w:tcPr>
+          <w:p>
+            <w:r/>
+            <w:r>
+              <w:rPr>
+                <w:sz w:val="20"/>
+              </w:rPr>
+            </w:r>
+          </w:p>
+        </w:tc>
+      </w:tr>
+      <w:tr>
+        <w:tc>
+          <w:tcPr>
+            <w:tcW w:type="dxa" w:w="2041"/>
+          </w:tcPr>
+          <w:p>
+            <w:r/>
+            <w:r>
+              <w:rPr>
+                <w:sz w:val="20"/>
+              </w:rPr>
+              <w:t>{OGRENCI20}</w:t>
+            </w:r>
+          </w:p>
+        </w:tc>
+        <w:tc>
+          <w:tcPr>
+            <w:tcW w:type="dxa" w:w="2835"/>
+          </w:tcPr>
+          <w:p>
+            <w:r/>
+            <w:r>
+              <w:rPr>
+                <w:sz w:val="20"/>
+              </w:rPr>
+            </w:r>
+          </w:p>
+        </w:tc>
+        <w:tc>
+          <w:tcPr>
+            <w:tcW w:type="dxa" w:w="1701"/>
+          </w:tcPr>
+          <w:p>
+            <w:r/>
+            <w:r>
+              <w:rPr>
+                <w:sz w:val="20"/>
+              </w:rPr>
+            </w:r>
+          </w:p>
+        </w:tc>
+        <w:tc>
+          <w:tcPr>
+            <w:tcW w:type="dxa" w:w="1814"/>
+          </w:tcPr>
+          <w:p>
+            <w:r/>
+            <w:r>
+              <w:rPr>
+                <w:sz w:val="20"/>
+              </w:rPr>
+            </w:r>
+          </w:p>
+        </w:tc>
+        <w:tc>
+          <w:tcPr>
+            <w:tcW w:type="dxa" w:w="2948"/>
+          </w:tcPr>
+          <w:p>
+            <w:r/>
+            <w:r>
+              <w:rPr>
+                <w:sz w:val="20"/>
+              </w:rPr>
+            </w:r>
+          </w:p>
+        </w:tc>
+      </w:tr>
+      <w:tr>
+        <w:tc>
+          <w:tcPr>
+            <w:tcW w:type="dxa" w:w="2041"/>
+          </w:tcPr>
+          <w:p>
+            <w:r/>
+            <w:r>
+              <w:rPr>
+                <w:sz w:val="20"/>
+              </w:rPr>
+              <w:t>{OGRENCI21}</w:t>
+            </w:r>
+          </w:p>
+        </w:tc>
+        <w:tc>
+          <w:tcPr>
+            <w:tcW w:type="dxa" w:w="2835"/>
+          </w:tcPr>
+          <w:p>
+            <w:r/>
+            <w:r>
+              <w:rPr>
+                <w:sz w:val="20"/>
+              </w:rPr>
+            </w:r>
+          </w:p>
+        </w:tc>
+        <w:tc>
+          <w:tcPr>
+            <w:tcW w:type="dxa" w:w="1701"/>
+          </w:tcPr>
+          <w:p>
+            <w:r/>
+            <w:r>
+              <w:rPr>
+                <w:sz w:val="20"/>
+              </w:rPr>
+            </w:r>
+          </w:p>
+        </w:tc>
+        <w:tc>
+          <w:tcPr>
+            <w:tcW w:type="dxa" w:w="1814"/>
+          </w:tcPr>
+          <w:p>
+            <w:r/>
+            <w:r>
+              <w:rPr>
+                <w:sz w:val="20"/>
+              </w:rPr>
+            </w:r>
+          </w:p>
+        </w:tc>
+        <w:tc>
+          <w:tcPr>
+            <w:tcW w:type="dxa" w:w="2948"/>
+          </w:tcPr>
+          <w:p>
+            <w:r/>
+            <w:r>
+              <w:rPr>
+                <w:sz w:val="20"/>
+              </w:rPr>
+            </w:r>
+          </w:p>
+        </w:tc>
+      </w:tr>
+      <w:tr>
+        <w:tc>
+          <w:tcPr>
+            <w:tcW w:type="dxa" w:w="2041"/>
+          </w:tcPr>
+          <w:p>
+            <w:r/>
+            <w:r>
+              <w:rPr>
+                <w:sz w:val="20"/>
+              </w:rPr>
+              <w:t>{OGRENCI22}</w:t>
+            </w:r>
+          </w:p>
+        </w:tc>
+        <w:tc>
+          <w:tcPr>
+            <w:tcW w:type="dxa" w:w="2835"/>
+          </w:tcPr>
+          <w:p>
+            <w:r/>
+            <w:r>
+              <w:rPr>
+                <w:sz w:val="20"/>
+              </w:rPr>
+            </w:r>
+          </w:p>
+        </w:tc>
+        <w:tc>
+          <w:tcPr>
+            <w:tcW w:type="dxa" w:w="1701"/>
+          </w:tcPr>
+          <w:p>
+            <w:r/>
+            <w:r>
+              <w:rPr>
+                <w:sz w:val="20"/>
+              </w:rPr>
+            </w:r>
+          </w:p>
+        </w:tc>
+        <w:tc>
+          <w:tcPr>
+            <w:tcW w:type="dxa" w:w="1814"/>
+          </w:tcPr>
+          <w:p>
+            <w:r/>
+            <w:r>
+              <w:rPr>
+                <w:sz w:val="20"/>
+              </w:rPr>
+            </w:r>
+          </w:p>
+        </w:tc>
+        <w:tc>
+          <w:tcPr>
+            <w:tcW w:type="dxa" w:w="2948"/>
+          </w:tcPr>
+          <w:p>
+            <w:r/>
+            <w:r>
+              <w:rPr>
+                <w:sz w:val="20"/>
+              </w:rPr>
+            </w:r>
+          </w:p>
+        </w:tc>
+      </w:tr>
+      <w:tr>
+        <w:tc>
+          <w:tcPr>
+            <w:tcW w:type="dxa" w:w="2041"/>
+          </w:tcPr>
+          <w:p>
+            <w:r/>
+            <w:r>
+              <w:rPr>
+                <w:sz w:val="20"/>
+              </w:rPr>
+              <w:t>{OGRENCI23}</w:t>
+            </w:r>
+          </w:p>
+        </w:tc>
+        <w:tc>
+          <w:tcPr>
+            <w:tcW w:type="dxa" w:w="2835"/>
+          </w:tcPr>
+          <w:p>
+            <w:r/>
+            <w:r>
+              <w:rPr>
+                <w:sz w:val="20"/>
+              </w:rPr>
+            </w:r>
+          </w:p>
+        </w:tc>
+        <w:tc>
+          <w:tcPr>
+            <w:tcW w:type="dxa" w:w="1701"/>
+          </w:tcPr>
+          <w:p>
+            <w:r/>
+            <w:r>
+              <w:rPr>
+                <w:sz w:val="20"/>
+              </w:rPr>
+            </w:r>
+          </w:p>
+        </w:tc>
+        <w:tc>
+          <w:tcPr>
+            <w:tcW w:type="dxa" w:w="1814"/>
+          </w:tcPr>
+          <w:p>
+            <w:r/>
+            <w:r>
+              <w:rPr>
+                <w:sz w:val="20"/>
+              </w:rPr>
+            </w:r>
+          </w:p>
+        </w:tc>
+        <w:tc>
+          <w:tcPr>
+            <w:tcW w:type="dxa" w:w="2948"/>
+          </w:tcPr>
+          <w:p>
+            <w:r/>
+            <w:r>
+              <w:rPr>
+                <w:sz w:val="20"/>
+              </w:rPr>
+            </w:r>
+          </w:p>
+        </w:tc>
+      </w:tr>
+      <w:tr>
+        <w:tc>
+          <w:tcPr>
+            <w:tcW w:type="dxa" w:w="2041"/>
+          </w:tcPr>
+          <w:p>
+            <w:r/>
+            <w:r>
+              <w:rPr>
+                <w:sz w:val="20"/>
+              </w:rPr>
+              <w:t>{OGRENCI24}</w:t>
+            </w:r>
+          </w:p>
+        </w:tc>
+        <w:tc>
+          <w:tcPr>
+            <w:tcW w:type="dxa" w:w="2835"/>
+          </w:tcPr>
+          <w:p>
+            <w:r/>
+            <w:r>
+              <w:rPr>
+                <w:sz w:val="20"/>
+              </w:rPr>
+            </w:r>
+          </w:p>
+        </w:tc>
+        <w:tc>
+          <w:tcPr>
+            <w:tcW w:type="dxa" w:w="1701"/>
+          </w:tcPr>
+          <w:p>
+            <w:r/>
+            <w:r>
+              <w:rPr>
+                <w:sz w:val="20"/>
+              </w:rPr>
+            </w:r>
+          </w:p>
+        </w:tc>
+        <w:tc>
+          <w:tcPr>
+            <w:tcW w:type="dxa" w:w="1814"/>
+          </w:tcPr>
+          <w:p>
+            <w:r/>
+            <w:r>
+              <w:rPr>
+                <w:sz w:val="20"/>
+              </w:rPr>
+            </w:r>
+          </w:p>
+        </w:tc>
+        <w:tc>
+          <w:tcPr>
+            <w:tcW w:type="dxa" w:w="2948"/>
+          </w:tcPr>
+          <w:p>
+            <w:r/>
+            <w:r>
+              <w:rPr>
+                <w:sz w:val="20"/>
+              </w:rPr>
+            </w:r>
+          </w:p>
+        </w:tc>
+      </w:tr>
+      <w:tr>
+        <w:tc>
+          <w:tcPr>
+            <w:tcW w:type="dxa" w:w="2041"/>
+          </w:tcPr>
+          <w:p>
+            <w:r/>
+            <w:r>
+              <w:rPr>
+                <w:sz w:val="20"/>
+              </w:rPr>
+              <w:t>{OGRENCI25}</w:t>
             </w:r>
           </w:p>
         </w:tc>
